--- a/2024年/2024年9月中国电子学会软件编程图形化等级考试1级.docx
+++ b/2024年/2024年9月中国电子学会软件编程图形化等级考试1级.docx
@@ -1,42 +1,5 @@
 
-<file path=docProps\app.xml><?xml version="1.0" encoding="utf-8"?>
-<Properties xmlns="http://schemas.openxmlformats.org/officeDocument/2006/extended-properties" xmlns:vt="http://schemas.openxmlformats.org/officeDocument/2006/docPropsVTypes">
-  <Template>Normal.dotm</Template>
-  <Pages>39</Pages>
-  <Words>0</Words>
-  <Characters>0</Characters>
-  <Lines>0</Lines>
-  <Paragraphs>0</Paragraphs>
-  <TotalTime>19</TotalTime>
-  <ScaleCrop>false</ScaleCrop>
-  <LinksUpToDate>false</LinksUpToDate>
-  <CharactersWithSpaces>0</CharactersWithSpaces>
-  <Application>WPS Office_12.1.0.18276_F1E327BC-269C-435d-A152-05C5408002CA</Application>
-  <DocSecurity>0</DocSecurity>
-</Properties>
-</file>
-
-<file path=docProps\core.xml><?xml version="1.0" encoding="utf-8"?>
-<cp:coreProperties xmlns:cp="http://schemas.openxmlformats.org/package/2006/metadata/core-properties" xmlns:dc="http://purl.org/dc/elements/1.1/" xmlns:dcterms="http://purl.org/dc/terms/" xmlns:dcmitype="http://purl.org/dc/dcmitype/" xmlns:xsi="http://www.w3.org/2001/XMLSchema-instance">
-  <dcterms:created xsi:type="dcterms:W3CDTF">2024-10-14T09:51:55Z</dcterms:created>
-  <dc:creator>Administrator</dc:creator>
-  <cp:lastModifiedBy>依依</cp:lastModifiedBy>
-  <dcterms:modified xsi:type="dcterms:W3CDTF">2024-10-14T10:11:51Z</dcterms:modified>
-</cp:coreProperties>
-</file>
-
-<file path=docProps\custom.xml><?xml version="1.0" encoding="utf-8"?>
-<Properties xmlns="http://schemas.openxmlformats.org/officeDocument/2006/custom-properties" xmlns:vt="http://schemas.openxmlformats.org/officeDocument/2006/docPropsVTypes">
-  <property fmtid="{D5CDD505-2E9C-101B-9397-08002B2CF9AE}" pid="2" name="KSOProductBuildVer">
-    <vt:lpwstr>2052-12.1.0.18276</vt:lpwstr>
-  </property>
-  <property fmtid="{D5CDD505-2E9C-101B-9397-08002B2CF9AE}" pid="3" name="ICV">
-    <vt:lpwstr>B3C6600B48DC4CB9AEEEB10EC57070DE_12</vt:lpwstr>
-  </property>
-</Properties>
-</file>
-
-<file path=word\document.xml><?xml version="1.0" encoding="utf-8"?>
+<file path=word/document.xml><?xml version="1.0" encoding="utf-8"?>
 <w:document xmlns:w="http://schemas.openxmlformats.org/wordprocessingml/2006/main" xmlns:r="http://schemas.openxmlformats.org/officeDocument/2006/relationships" xmlns:wp="http://schemas.openxmlformats.org/drawingml/2006/wordprocessingDrawing" xmlns:a="http://schemas.openxmlformats.org/drawingml/2006/main" xmlns:pic="http://schemas.openxmlformats.org/drawingml/2006/picture">
   <w:body>
     <w:p>
@@ -1487,23 +1450,23 @@
         </w:rPr>
         <w:drawing>
           <wp:inline distT="0" distB="0" distL="0" distR="0">
-            <wp:extent cx="3132000" cy="2857500"/>
+            <wp:extent cx="828675" cy="3231515"/>
             <wp:effectExtent l="0" t="0" r="0" b="0"/>
-            <wp:docPr id="113" name="Picture 113" descr="image"/>
+            <wp:docPr id="209" name="Picture 209" descr="image"/>
             <wp:cNvGraphicFramePr>
-              <a:graphicFrameLocks xmlns:a="http://schemas.openxmlformats.org/drawingml/2006/main" noChangeAspect="1"/>
+              <a:graphicFrameLocks noChangeAspect="1"/>
             </wp:cNvGraphicFramePr>
-            <a:graphic xmlns:a="http://schemas.openxmlformats.org/drawingml/2006/main">
+            <a:graphic>
               <a:graphicData uri="http://schemas.openxmlformats.org/drawingml/2006/picture">
-                <pic:pic xmlns:pic="http://schemas.openxmlformats.org/drawingml/2006/picture">
+                <pic:pic>
                   <pic:nvPicPr>
-                    <pic:cNvPr id="113" name="Picture 113" descr="image"/>
+                    <pic:cNvPr id="209" name="Picture 209" descr="image"/>
                     <pic:cNvPicPr>
                       <a:picLocks noChangeAspect="1"/>
                     </pic:cNvPicPr>
                   </pic:nvPicPr>
                   <pic:blipFill>
-                    <a:blip r:embed="rId16|rId17"/>
+                    <a:blip r:embed="rId16"/>
                     <a:stretch>
                       <a:fillRect/>
                     </a:stretch>
@@ -1511,7 +1474,7 @@
                   <pic:spPr>
                     <a:xfrm>
                       <a:off x="0" y="0"/>
-                      <a:ext cx="3132000" cy="2857500"/>
+                      <a:ext cx="828675" cy="3231515"/>
                     </a:xfrm>
                     <a:prstGeom prst="rect">
                       <a:avLst/>
@@ -1522,171 +1485,25 @@
             </a:graphic>
           </wp:inline>
         </w:drawing>
-      </w:r>
-    </w:p>
-    <w:p>
-      <w:pPr>
-        <w:keepNext/>
-        <w:spacing w:before="60" w:after="20" w:line="300" w:lineRule="auto"/>
-        <w:ind w:left="420" w:right="0" w:firstLine="0"/>
-        <w:jc w:val="left"/>
-        <w:rPr>
-          <w:rFonts w:ascii="Times New Roman" w:hAnsi="Times New Roman" w:eastAsia="宋体" w:cs="Times New Roman"/>
-          <w:kern w:val="0"/>
-          <w:sz w:val="21"/>
-          <w:szCs w:val="21"/>
-        </w:rPr>
-      </w:pPr>
-      <w:r>
-        <w:rPr>
-          <w:rFonts w:ascii="Times New Roman" w:hAnsi="Times New Roman" w:eastAsia="宋体" w:cs="Times New Roman"/>
-          <w:kern w:val="0"/>
-          <w:sz w:val="21"/>
-          <w:szCs w:val="21"/>
-        </w:rPr>
-        <w:t xml:space="preserve">A．4</w:t>
-      </w:r>
-    </w:p>
-    <w:p>
-      <w:pPr>
-        <w:keepNext/>
-        <w:spacing w:before="60" w:after="20" w:line="300" w:lineRule="auto"/>
-        <w:ind w:left="420" w:right="0" w:firstLine="0"/>
-        <w:jc w:val="left"/>
-        <w:rPr>
-          <w:rFonts w:ascii="Times New Roman" w:hAnsi="Times New Roman" w:eastAsia="宋体" w:cs="Times New Roman"/>
-          <w:kern w:val="0"/>
-          <w:sz w:val="21"/>
-          <w:szCs w:val="21"/>
-        </w:rPr>
-      </w:pPr>
-      <w:r>
-        <w:rPr>
-          <w:rFonts w:ascii="Times New Roman" w:hAnsi="Times New Roman" w:eastAsia="宋体" w:cs="Times New Roman"/>
-          <w:kern w:val="0"/>
-          <w:sz w:val="21"/>
-          <w:szCs w:val="21"/>
-        </w:rPr>
-        <w:t xml:space="preserve">B．5</w:t>
-      </w:r>
-    </w:p>
-    <w:p>
-      <w:pPr>
-        <w:keepNext/>
-        <w:spacing w:before="60" w:after="20" w:line="300" w:lineRule="auto"/>
-        <w:ind w:left="420" w:right="0" w:firstLine="0"/>
-        <w:jc w:val="left"/>
-        <w:rPr>
-          <w:rFonts w:ascii="Times New Roman" w:hAnsi="Times New Roman" w:eastAsia="宋体" w:cs="Times New Roman"/>
-          <w:kern w:val="0"/>
-          <w:sz w:val="21"/>
-          <w:szCs w:val="21"/>
-        </w:rPr>
-      </w:pPr>
-      <w:r>
-        <w:rPr>
-          <w:rFonts w:ascii="Times New Roman" w:hAnsi="Times New Roman" w:eastAsia="宋体" w:cs="Times New Roman"/>
-          <w:kern w:val="0"/>
-          <w:sz w:val="21"/>
-          <w:szCs w:val="21"/>
-        </w:rPr>
-        <w:t xml:space="preserve">C．6</w:t>
-      </w:r>
-    </w:p>
-    <w:p>
-      <w:pPr>
-        <w:keepNext/>
-        <w:spacing w:before="60" w:after="20" w:line="300" w:lineRule="auto"/>
-        <w:ind w:left="420" w:right="0" w:firstLine="0"/>
-        <w:jc w:val="left"/>
-        <w:rPr>
-          <w:rFonts w:ascii="Times New Roman" w:hAnsi="Times New Roman" w:eastAsia="宋体" w:cs="Times New Roman"/>
-          <w:kern w:val="0"/>
-          <w:sz w:val="21"/>
-          <w:szCs w:val="21"/>
-        </w:rPr>
-      </w:pPr>
-      <w:r>
-        <w:rPr>
-          <w:rFonts w:ascii="Times New Roman" w:hAnsi="Times New Roman" w:eastAsia="宋体" w:cs="Times New Roman"/>
-          <w:kern w:val="0"/>
-          <w:sz w:val="21"/>
-          <w:szCs w:val="21"/>
-        </w:rPr>
-        <w:t xml:space="preserve">D．7</w:t>
-      </w:r>
-    </w:p>
-    <w:p>
-      <w:pPr>
-        <w:spacing w:before="0" w:after="0" w:line="300" w:lineRule="auto"/>
-        <w:rPr>
-          <w:rFonts w:ascii="Times New Roman" w:hAnsi="Times New Roman" w:eastAsia="宋体" w:cs="Times New Roman"/>
-          <w:kern w:val="0"/>
-          <w:sz w:val="12"/>
-          <w:szCs w:val="12"/>
-        </w:rPr>
-      </w:pPr>
-    </w:p>
-    <w:p>
-      <w:pPr>
-        <w:keepNext/>
-        <w:spacing w:before="40" w:after="30" w:line="300" w:lineRule="auto"/>
-        <w:ind w:left="0" w:right="0" w:firstLine="0"/>
-        <w:jc w:val="left"/>
-        <w:rPr>
-          <w:rFonts w:ascii="Times New Roman" w:hAnsi="Times New Roman" w:eastAsia="宋体" w:cs="Times New Roman"/>
-          <w:kern w:val="0"/>
-          <w:sz w:val="21"/>
-          <w:szCs w:val="21"/>
-        </w:rPr>
-      </w:pPr>
-      <w:r>
-        <w:rPr>
-          <w:rFonts w:ascii="Times New Roman" w:hAnsi="Times New Roman" w:eastAsia="宋体" w:cs="Times New Roman"/>
-          <w:kern w:val="0"/>
-          <w:sz w:val="21"/>
-          <w:szCs w:val="21"/>
-        </w:rPr>
-        <w:t xml:space="preserve">5．水果角色有五个造型，程序运行前造型为香蕉，运行一次下列程序，水果角色变为？（ ）</w:t>
-      </w:r>
-    </w:p>
-    <w:p>
-      <w:pPr>
-        <w:keepNext/>
-        <w:spacing w:before="40" w:after="40" w:line="240" w:lineRule="auto"/>
-        <w:ind w:left="0" w:right="0" w:firstLine="0"/>
-        <w:jc w:val="center"/>
-        <w:rPr>
-          <w:rFonts w:ascii="Times New Roman" w:hAnsi="Times New Roman" w:eastAsia="宋体" w:cs="Times New Roman"/>
-          <w:kern w:val="0"/>
-          <w:sz w:val="21"/>
-          <w:szCs w:val="21"/>
-        </w:rPr>
-      </w:pPr>
-      <w:r>
-        <w:rPr>
-          <w:rFonts w:ascii="Times New Roman" w:hAnsi="Times New Roman" w:eastAsia="宋体"/>
-          <w:sz w:val="21"/>
-        </w:rPr>
         <w:drawing>
           <wp:inline distT="0" distB="0" distL="0" distR="0">
-            <wp:extent cx="3132000" cy="2857500"/>
+            <wp:extent cx="1476375" cy="1028700"/>
             <wp:effectExtent l="0" t="0" r="0" b="0"/>
-            <wp:docPr id="114" name="Picture 114" descr="image"/>
+            <wp:docPr id="210" name="Picture 210" descr="image"/>
             <wp:cNvGraphicFramePr>
-              <a:graphicFrameLocks xmlns:a="http://schemas.openxmlformats.org/drawingml/2006/main" noChangeAspect="1"/>
+              <a:graphicFrameLocks noChangeAspect="1"/>
             </wp:cNvGraphicFramePr>
-            <a:graphic xmlns:a="http://schemas.openxmlformats.org/drawingml/2006/main">
+            <a:graphic>
               <a:graphicData uri="http://schemas.openxmlformats.org/drawingml/2006/picture">
-                <pic:pic xmlns:pic="http://schemas.openxmlformats.org/drawingml/2006/picture">
+                <pic:pic>
                   <pic:nvPicPr>
-                    <pic:cNvPr id="114" name="Picture 114" descr="image"/>
+                    <pic:cNvPr id="210" name="Picture 210" descr="image"/>
                     <pic:cNvPicPr>
                       <a:picLocks noChangeAspect="1"/>
                     </pic:cNvPicPr>
                   </pic:nvPicPr>
                   <pic:blipFill>
-                    <a:blip r:embed="rId18|rId19"/>
+                    <a:blip r:embed="rId17"/>
                     <a:stretch>
                       <a:fillRect/>
                     </a:stretch>
@@ -1694,7 +1511,227 @@
                   <pic:spPr>
                     <a:xfrm>
                       <a:off x="0" y="0"/>
-                      <a:ext cx="3132000" cy="2857500"/>
+                      <a:ext cx="1476375" cy="1028700"/>
+                    </a:xfrm>
+                    <a:prstGeom prst="rect">
+                      <a:avLst/>
+                    </a:prstGeom>
+                  </pic:spPr>
+                </pic:pic>
+              </a:graphicData>
+            </a:graphic>
+          </wp:inline>
+        </w:drawing>
+      </w:r>
+    </w:p>
+    <w:p>
+      <w:pPr>
+        <w:keepNext/>
+        <w:spacing w:before="60" w:after="20" w:line="300" w:lineRule="auto"/>
+        <w:ind w:left="420" w:right="0" w:firstLine="0"/>
+        <w:jc w:val="left"/>
+        <w:rPr>
+          <w:rFonts w:ascii="Times New Roman" w:hAnsi="Times New Roman" w:eastAsia="宋体" w:cs="Times New Roman"/>
+          <w:kern w:val="0"/>
+          <w:sz w:val="21"/>
+          <w:szCs w:val="21"/>
+        </w:rPr>
+      </w:pPr>
+      <w:r>
+        <w:rPr>
+          <w:rFonts w:ascii="Times New Roman" w:hAnsi="Times New Roman" w:eastAsia="宋体" w:cs="Times New Roman"/>
+          <w:kern w:val="0"/>
+          <w:sz w:val="21"/>
+          <w:szCs w:val="21"/>
+        </w:rPr>
+        <w:t xml:space="preserve">A．4</w:t>
+      </w:r>
+    </w:p>
+    <w:p>
+      <w:pPr>
+        <w:keepNext/>
+        <w:spacing w:before="60" w:after="20" w:line="300" w:lineRule="auto"/>
+        <w:ind w:left="420" w:right="0" w:firstLine="0"/>
+        <w:jc w:val="left"/>
+        <w:rPr>
+          <w:rFonts w:ascii="Times New Roman" w:hAnsi="Times New Roman" w:eastAsia="宋体" w:cs="Times New Roman"/>
+          <w:kern w:val="0"/>
+          <w:sz w:val="21"/>
+          <w:szCs w:val="21"/>
+        </w:rPr>
+      </w:pPr>
+      <w:r>
+        <w:rPr>
+          <w:rFonts w:ascii="Times New Roman" w:hAnsi="Times New Roman" w:eastAsia="宋体" w:cs="Times New Roman"/>
+          <w:kern w:val="0"/>
+          <w:sz w:val="21"/>
+          <w:szCs w:val="21"/>
+        </w:rPr>
+        <w:t xml:space="preserve">B．5</w:t>
+      </w:r>
+    </w:p>
+    <w:p>
+      <w:pPr>
+        <w:keepNext/>
+        <w:spacing w:before="60" w:after="20" w:line="300" w:lineRule="auto"/>
+        <w:ind w:left="420" w:right="0" w:firstLine="0"/>
+        <w:jc w:val="left"/>
+        <w:rPr>
+          <w:rFonts w:ascii="Times New Roman" w:hAnsi="Times New Roman" w:eastAsia="宋体" w:cs="Times New Roman"/>
+          <w:kern w:val="0"/>
+          <w:sz w:val="21"/>
+          <w:szCs w:val="21"/>
+        </w:rPr>
+      </w:pPr>
+      <w:r>
+        <w:rPr>
+          <w:rFonts w:ascii="Times New Roman" w:hAnsi="Times New Roman" w:eastAsia="宋体" w:cs="Times New Roman"/>
+          <w:kern w:val="0"/>
+          <w:sz w:val="21"/>
+          <w:szCs w:val="21"/>
+        </w:rPr>
+        <w:t xml:space="preserve">C．6</w:t>
+      </w:r>
+    </w:p>
+    <w:p>
+      <w:pPr>
+        <w:keepNext/>
+        <w:spacing w:before="60" w:after="20" w:line="300" w:lineRule="auto"/>
+        <w:ind w:left="420" w:right="0" w:firstLine="0"/>
+        <w:jc w:val="left"/>
+        <w:rPr>
+          <w:rFonts w:ascii="Times New Roman" w:hAnsi="Times New Roman" w:eastAsia="宋体" w:cs="Times New Roman"/>
+          <w:kern w:val="0"/>
+          <w:sz w:val="21"/>
+          <w:szCs w:val="21"/>
+        </w:rPr>
+      </w:pPr>
+      <w:r>
+        <w:rPr>
+          <w:rFonts w:ascii="Times New Roman" w:hAnsi="Times New Roman" w:eastAsia="宋体" w:cs="Times New Roman"/>
+          <w:kern w:val="0"/>
+          <w:sz w:val="21"/>
+          <w:szCs w:val="21"/>
+        </w:rPr>
+        <w:t xml:space="preserve">D．7</w:t>
+      </w:r>
+    </w:p>
+    <w:p>
+      <w:pPr>
+        <w:spacing w:before="0" w:after="0" w:line="300" w:lineRule="auto"/>
+        <w:rPr>
+          <w:rFonts w:ascii="Times New Roman" w:hAnsi="Times New Roman" w:eastAsia="宋体" w:cs="Times New Roman"/>
+          <w:kern w:val="0"/>
+          <w:sz w:val="12"/>
+          <w:szCs w:val="12"/>
+        </w:rPr>
+      </w:pPr>
+    </w:p>
+    <w:p>
+      <w:pPr>
+        <w:keepNext/>
+        <w:spacing w:before="40" w:after="30" w:line="300" w:lineRule="auto"/>
+        <w:ind w:left="0" w:right="0" w:firstLine="0"/>
+        <w:jc w:val="left"/>
+        <w:rPr>
+          <w:rFonts w:ascii="Times New Roman" w:hAnsi="Times New Roman" w:eastAsia="宋体" w:cs="Times New Roman"/>
+          <w:kern w:val="0"/>
+          <w:sz w:val="21"/>
+          <w:szCs w:val="21"/>
+        </w:rPr>
+      </w:pPr>
+      <w:r>
+        <w:rPr>
+          <w:rFonts w:ascii="Times New Roman" w:hAnsi="Times New Roman" w:eastAsia="宋体" w:cs="Times New Roman"/>
+          <w:kern w:val="0"/>
+          <w:sz w:val="21"/>
+          <w:szCs w:val="21"/>
+        </w:rPr>
+        <w:t xml:space="preserve">5．水果角色有五个造型，程序运行前造型为香蕉，运行一次下列程序，水果角色变为？（ ）</w:t>
+      </w:r>
+    </w:p>
+    <w:p>
+      <w:pPr>
+        <w:keepNext/>
+        <w:spacing w:before="40" w:after="40" w:line="240" w:lineRule="auto"/>
+        <w:ind w:left="0" w:right="0" w:firstLine="0"/>
+        <w:jc w:val="center"/>
+        <w:rPr>
+          <w:rFonts w:ascii="Times New Roman" w:hAnsi="Times New Roman" w:eastAsia="宋体" w:cs="Times New Roman"/>
+          <w:kern w:val="0"/>
+          <w:sz w:val="21"/>
+          <w:szCs w:val="21"/>
+        </w:rPr>
+      </w:pPr>
+      <w:r>
+        <w:rPr>
+          <w:rFonts w:ascii="Times New Roman" w:hAnsi="Times New Roman" w:eastAsia="宋体"/>
+          <w:sz w:val="21"/>
+        </w:rPr>
+        <w:drawing>
+          <wp:inline distT="0" distB="0" distL="0" distR="0">
+            <wp:extent cx="840740" cy="4137025"/>
+            <wp:effectExtent l="0" t="0" r="0" b="0"/>
+            <wp:docPr id="211" name="Picture 211" descr="image"/>
+            <wp:cNvGraphicFramePr>
+              <a:graphicFrameLocks noChangeAspect="1"/>
+            </wp:cNvGraphicFramePr>
+            <a:graphic>
+              <a:graphicData uri="http://schemas.openxmlformats.org/drawingml/2006/picture">
+                <pic:pic>
+                  <pic:nvPicPr>
+                    <pic:cNvPr id="211" name="Picture 211" descr="image"/>
+                    <pic:cNvPicPr>
+                      <a:picLocks noChangeAspect="1"/>
+                    </pic:cNvPicPr>
+                  </pic:nvPicPr>
+                  <pic:blipFill>
+                    <a:blip r:embed="rId18"/>
+                    <a:stretch>
+                      <a:fillRect/>
+                    </a:stretch>
+                  </pic:blipFill>
+                  <pic:spPr>
+                    <a:xfrm>
+                      <a:off x="0" y="0"/>
+                      <a:ext cx="840740" cy="4137025"/>
+                    </a:xfrm>
+                    <a:prstGeom prst="rect">
+                      <a:avLst/>
+                    </a:prstGeom>
+                  </pic:spPr>
+                </pic:pic>
+              </a:graphicData>
+            </a:graphic>
+          </wp:inline>
+        </w:drawing>
+        <w:drawing>
+          <wp:inline distT="0" distB="0" distL="0" distR="0">
+            <wp:extent cx="1579245" cy="2316480"/>
+            <wp:effectExtent l="0" t="0" r="0" b="0"/>
+            <wp:docPr id="212" name="Picture 212" descr="image"/>
+            <wp:cNvGraphicFramePr>
+              <a:graphicFrameLocks noChangeAspect="1"/>
+            </wp:cNvGraphicFramePr>
+            <a:graphic>
+              <a:graphicData uri="http://schemas.openxmlformats.org/drawingml/2006/picture">
+                <pic:pic>
+                  <pic:nvPicPr>
+                    <pic:cNvPr id="212" name="Picture 212" descr="image"/>
+                    <pic:cNvPicPr>
+                      <a:picLocks noChangeAspect="1"/>
+                    </pic:cNvPicPr>
+                  </pic:nvPicPr>
+                  <pic:blipFill>
+                    <a:blip r:embed="rId19"/>
+                    <a:stretch>
+                      <a:fillRect/>
+                    </a:stretch>
+                  </pic:blipFill>
+                  <pic:spPr>
+                    <a:xfrm>
+                      <a:off x="0" y="0"/>
+                      <a:ext cx="1579245" cy="2316480"/>
                     </a:xfrm>
                     <a:prstGeom prst="rect">
                       <a:avLst/>
@@ -3230,23 +3267,23 @@
         </w:rPr>
         <w:drawing>
           <wp:inline distT="0" distB="0" distL="0" distR="0">
-            <wp:extent cx="3132000" cy="1905000"/>
+            <wp:extent cx="3110865" cy="2321560"/>
             <wp:effectExtent l="0" t="0" r="0" b="0"/>
-            <wp:docPr id="129" name="Picture 129" descr="image"/>
+            <wp:docPr id="213" name="Picture 213" descr="image"/>
             <wp:cNvGraphicFramePr>
-              <a:graphicFrameLocks xmlns:a="http://schemas.openxmlformats.org/drawingml/2006/main" noChangeAspect="1"/>
+              <a:graphicFrameLocks noChangeAspect="1"/>
             </wp:cNvGraphicFramePr>
-            <a:graphic xmlns:a="http://schemas.openxmlformats.org/drawingml/2006/main">
+            <a:graphic>
               <a:graphicData uri="http://schemas.openxmlformats.org/drawingml/2006/picture">
-                <pic:pic xmlns:pic="http://schemas.openxmlformats.org/drawingml/2006/picture">
+                <pic:pic>
                   <pic:nvPicPr>
-                    <pic:cNvPr id="129" name="Picture 129" descr="image"/>
+                    <pic:cNvPr id="213" name="Picture 213" descr="image"/>
                     <pic:cNvPicPr>
                       <a:picLocks noChangeAspect="1"/>
                     </pic:cNvPicPr>
                   </pic:nvPicPr>
                   <pic:blipFill>
-                    <a:blip r:embed="rId34|rId35|rId36"/>
+                    <a:blip r:embed="rId34"/>
                     <a:stretch>
                       <a:fillRect/>
                     </a:stretch>
@@ -3254,7 +3291,81 @@
                   <pic:spPr>
                     <a:xfrm>
                       <a:off x="0" y="0"/>
-                      <a:ext cx="3132000" cy="1905000"/>
+                      <a:ext cx="3110865" cy="2321560"/>
+                    </a:xfrm>
+                    <a:prstGeom prst="rect">
+                      <a:avLst/>
+                    </a:prstGeom>
+                  </pic:spPr>
+                </pic:pic>
+              </a:graphicData>
+            </a:graphic>
+          </wp:inline>
+        </w:drawing>
+        <w:drawing>
+          <wp:inline distT="0" distB="0" distL="0" distR="0">
+            <wp:extent cx="1000125" cy="3609975"/>
+            <wp:effectExtent l="0" t="0" r="0" b="0"/>
+            <wp:docPr id="214" name="Picture 214" descr="image"/>
+            <wp:cNvGraphicFramePr>
+              <a:graphicFrameLocks noChangeAspect="1"/>
+            </wp:cNvGraphicFramePr>
+            <a:graphic>
+              <a:graphicData uri="http://schemas.openxmlformats.org/drawingml/2006/picture">
+                <pic:pic>
+                  <pic:nvPicPr>
+                    <pic:cNvPr id="214" name="Picture 214" descr="image"/>
+                    <pic:cNvPicPr>
+                      <a:picLocks noChangeAspect="1"/>
+                    </pic:cNvPicPr>
+                  </pic:nvPicPr>
+                  <pic:blipFill>
+                    <a:blip r:embed="rId35"/>
+                    <a:stretch>
+                      <a:fillRect/>
+                    </a:stretch>
+                  </pic:blipFill>
+                  <pic:spPr>
+                    <a:xfrm>
+                      <a:off x="0" y="0"/>
+                      <a:ext cx="1000125" cy="3609975"/>
+                    </a:xfrm>
+                    <a:prstGeom prst="rect">
+                      <a:avLst/>
+                    </a:prstGeom>
+                  </pic:spPr>
+                </pic:pic>
+              </a:graphicData>
+            </a:graphic>
+          </wp:inline>
+        </w:drawing>
+        <w:drawing>
+          <wp:inline distT="0" distB="0" distL="0" distR="0">
+            <wp:extent cx="971550" cy="1800225"/>
+            <wp:effectExtent l="0" t="0" r="0" b="0"/>
+            <wp:docPr id="215" name="Picture 215" descr="image"/>
+            <wp:cNvGraphicFramePr>
+              <a:graphicFrameLocks noChangeAspect="1"/>
+            </wp:cNvGraphicFramePr>
+            <a:graphic>
+              <a:graphicData uri="http://schemas.openxmlformats.org/drawingml/2006/picture">
+                <pic:pic>
+                  <pic:nvPicPr>
+                    <pic:cNvPr id="215" name="Picture 215" descr="image"/>
+                    <pic:cNvPicPr>
+                      <a:picLocks noChangeAspect="1"/>
+                    </pic:cNvPicPr>
+                  </pic:nvPicPr>
+                  <pic:blipFill>
+                    <a:blip r:embed="rId36"/>
+                    <a:stretch>
+                      <a:fillRect/>
+                    </a:stretch>
+                  </pic:blipFill>
+                  <pic:spPr>
+                    <a:xfrm>
+                      <a:off x="0" y="0"/>
+                      <a:ext cx="971550" cy="1800225"/>
                     </a:xfrm>
                     <a:prstGeom prst="rect">
                       <a:avLst/>
@@ -3788,23 +3899,23 @@
         </w:rPr>
         <w:drawing>
           <wp:inline distT="0" distB="0" distL="0" distR="0">
-            <wp:extent cx="3132000" cy="1905000"/>
+            <wp:extent cx="704850" cy="647700"/>
             <wp:effectExtent l="0" t="0" r="0" b="0"/>
-            <wp:docPr id="135" name="Picture 135" descr="image"/>
+            <wp:docPr id="216" name="Picture 216" descr="image"/>
             <wp:cNvGraphicFramePr>
-              <a:graphicFrameLocks xmlns:a="http://schemas.openxmlformats.org/drawingml/2006/main" noChangeAspect="1"/>
+              <a:graphicFrameLocks noChangeAspect="1"/>
             </wp:cNvGraphicFramePr>
-            <a:graphic xmlns:a="http://schemas.openxmlformats.org/drawingml/2006/main">
+            <a:graphic>
               <a:graphicData uri="http://schemas.openxmlformats.org/drawingml/2006/picture">
-                <pic:pic xmlns:pic="http://schemas.openxmlformats.org/drawingml/2006/picture">
+                <pic:pic>
                   <pic:nvPicPr>
-                    <pic:cNvPr id="135" name="Picture 135" descr="image"/>
+                    <pic:cNvPr id="216" name="Picture 216" descr="image"/>
                     <pic:cNvPicPr>
                       <a:picLocks noChangeAspect="1"/>
                     </pic:cNvPicPr>
                   </pic:nvPicPr>
                   <pic:blipFill>
-                    <a:blip r:embed="rId44|rId43"/>
+                    <a:blip r:embed="rId44"/>
                     <a:stretch>
                       <a:fillRect/>
                     </a:stretch>
@@ -3812,7 +3923,7 @@
                   <pic:spPr>
                     <a:xfrm>
                       <a:off x="0" y="0"/>
-                      <a:ext cx="3132000" cy="1905000"/>
+                      <a:ext cx="704850" cy="647700"/>
                     </a:xfrm>
                     <a:prstGeom prst="rect">
                       <a:avLst/>
@@ -3823,68 +3934,25 @@
             </a:graphic>
           </wp:inline>
         </w:drawing>
-      </w:r>
-    </w:p>
-    <w:p>
-      <w:pPr>
-        <w:keepNext/>
-        <w:spacing w:before="40" w:after="30" w:line="300" w:lineRule="auto"/>
-        <w:ind w:left="0" w:right="0" w:firstLine="0"/>
-        <w:jc w:val="left"/>
-        <w:rPr>
-          <w:rFonts w:ascii="Times New Roman" w:hAnsi="Times New Roman" w:eastAsia="宋体" w:cs="Times New Roman"/>
-          <w:kern w:val="0"/>
-          <w:sz w:val="21"/>
-          <w:szCs w:val="21"/>
-        </w:rPr>
-      </w:pPr>
-      <w:r>
-        <w:rPr>
-          <w:rFonts w:ascii="Times New Roman" w:hAnsi="Times New Roman" w:eastAsia="宋体" w:cs="Times New Roman"/>
-          <w:kern w:val="0"/>
-          <w:sz w:val="21"/>
-          <w:szCs w:val="21"/>
-        </w:rPr>
-        <w:t xml:space="preserve">    </w:t>
-      </w:r>
-    </w:p>
-    <w:p>
-      <w:pPr>
-        <w:keepNext/>
-        <w:spacing w:before="40" w:after="40" w:line="240" w:lineRule="auto"/>
-        <w:ind w:left="0" w:right="0" w:firstLine="0"/>
-        <w:jc w:val="center"/>
-        <w:rPr>
-          <w:rFonts w:ascii="Times New Roman" w:hAnsi="Times New Roman" w:eastAsia="宋体" w:cs="Times New Roman"/>
-          <w:kern w:val="0"/>
-          <w:sz w:val="21"/>
-          <w:szCs w:val="21"/>
-        </w:rPr>
-      </w:pPr>
-      <w:r>
-        <w:rPr>
-          <w:rFonts w:ascii="Times New Roman" w:hAnsi="Times New Roman" w:eastAsia="宋体"/>
-          <w:sz w:val="21"/>
-        </w:rPr>
         <w:drawing>
           <wp:inline distT="0" distB="0" distL="0" distR="0">
-            <wp:extent cx="3132000" cy="1905000"/>
+            <wp:extent cx="2025015" cy="1382395"/>
             <wp:effectExtent l="0" t="0" r="0" b="0"/>
-            <wp:docPr id="136" name="Picture 136" descr="image"/>
+            <wp:docPr id="217" name="Picture 217" descr="image"/>
             <wp:cNvGraphicFramePr>
-              <a:graphicFrameLocks xmlns:a="http://schemas.openxmlformats.org/drawingml/2006/main" noChangeAspect="1"/>
+              <a:graphicFrameLocks noChangeAspect="1"/>
             </wp:cNvGraphicFramePr>
-            <a:graphic xmlns:a="http://schemas.openxmlformats.org/drawingml/2006/main">
+            <a:graphic>
               <a:graphicData uri="http://schemas.openxmlformats.org/drawingml/2006/picture">
-                <pic:pic xmlns:pic="http://schemas.openxmlformats.org/drawingml/2006/picture">
+                <pic:pic>
                   <pic:nvPicPr>
-                    <pic:cNvPr id="136" name="Picture 136" descr="image"/>
+                    <pic:cNvPr id="217" name="Picture 217" descr="image"/>
                     <pic:cNvPicPr>
                       <a:picLocks noChangeAspect="1"/>
                     </pic:cNvPicPr>
                   </pic:nvPicPr>
                   <pic:blipFill>
-                    <a:blip r:embed="rId44|rId45"/>
+                    <a:blip r:embed="rId43"/>
                     <a:stretch>
                       <a:fillRect/>
                     </a:stretch>
@@ -3892,7 +3960,7 @@
                   <pic:spPr>
                     <a:xfrm>
                       <a:off x="0" y="0"/>
-                      <a:ext cx="3132000" cy="1905000"/>
+                      <a:ext cx="2025015" cy="1382395"/>
                     </a:xfrm>
                     <a:prstGeom prst="rect">
                       <a:avLst/>
@@ -3948,23 +4016,23 @@
         </w:rPr>
         <w:drawing>
           <wp:inline distT="0" distB="0" distL="0" distR="0">
-            <wp:extent cx="3132000" cy="1905000"/>
+            <wp:extent cx="704850" cy="647700"/>
             <wp:effectExtent l="0" t="0" r="0" b="0"/>
-            <wp:docPr id="137" name="Picture 137" descr="image"/>
+            <wp:docPr id="218" name="Picture 218" descr="image"/>
             <wp:cNvGraphicFramePr>
-              <a:graphicFrameLocks xmlns:a="http://schemas.openxmlformats.org/drawingml/2006/main" noChangeAspect="1"/>
+              <a:graphicFrameLocks noChangeAspect="1"/>
             </wp:cNvGraphicFramePr>
-            <a:graphic xmlns:a="http://schemas.openxmlformats.org/drawingml/2006/main">
+            <a:graphic>
               <a:graphicData uri="http://schemas.openxmlformats.org/drawingml/2006/picture">
-                <pic:pic xmlns:pic="http://schemas.openxmlformats.org/drawingml/2006/picture">
+                <pic:pic>
                   <pic:nvPicPr>
-                    <pic:cNvPr id="137" name="Picture 137" descr="image"/>
+                    <pic:cNvPr id="218" name="Picture 218" descr="image"/>
                     <pic:cNvPicPr>
                       <a:picLocks noChangeAspect="1"/>
                     </pic:cNvPicPr>
                   </pic:nvPicPr>
                   <pic:blipFill>
-                    <a:blip r:embed="rId44|rId43"/>
+                    <a:blip r:embed="rId44"/>
                     <a:stretch>
                       <a:fillRect/>
                     </a:stretch>
@@ -3972,7 +4040,7 @@
                   <pic:spPr>
                     <a:xfrm>
                       <a:off x="0" y="0"/>
-                      <a:ext cx="3132000" cy="1905000"/>
+                      <a:ext cx="704850" cy="647700"/>
                     </a:xfrm>
                     <a:prstGeom prst="rect">
                       <a:avLst/>
@@ -3983,68 +4051,25 @@
             </a:graphic>
           </wp:inline>
         </w:drawing>
-      </w:r>
-    </w:p>
-    <w:p>
-      <w:pPr>
-        <w:keepNext/>
-        <w:spacing w:before="40" w:after="30" w:line="300" w:lineRule="auto"/>
-        <w:ind w:left="0" w:right="0" w:firstLine="0"/>
-        <w:jc w:val="left"/>
-        <w:rPr>
-          <w:rFonts w:ascii="Times New Roman" w:hAnsi="Times New Roman" w:eastAsia="宋体" w:cs="Times New Roman"/>
-          <w:kern w:val="0"/>
-          <w:sz w:val="21"/>
-          <w:szCs w:val="21"/>
-        </w:rPr>
-      </w:pPr>
-      <w:r>
-        <w:rPr>
-          <w:rFonts w:ascii="Times New Roman" w:hAnsi="Times New Roman" w:eastAsia="宋体" w:cs="Times New Roman"/>
-          <w:kern w:val="0"/>
-          <w:sz w:val="21"/>
-          <w:szCs w:val="21"/>
-        </w:rPr>
-        <w:t xml:space="preserve">    </w:t>
-      </w:r>
-    </w:p>
-    <w:p>
-      <w:pPr>
-        <w:keepNext/>
-        <w:spacing w:before="40" w:after="40" w:line="240" w:lineRule="auto"/>
-        <w:ind w:left="0" w:right="0" w:firstLine="0"/>
-        <w:jc w:val="center"/>
-        <w:rPr>
-          <w:rFonts w:ascii="Times New Roman" w:hAnsi="Times New Roman" w:eastAsia="宋体" w:cs="Times New Roman"/>
-          <w:kern w:val="0"/>
-          <w:sz w:val="21"/>
-          <w:szCs w:val="21"/>
-        </w:rPr>
-      </w:pPr>
-      <w:r>
-        <w:rPr>
-          <w:rFonts w:ascii="Times New Roman" w:hAnsi="Times New Roman" w:eastAsia="宋体"/>
-          <w:sz w:val="21"/>
-        </w:rPr>
         <w:drawing>
           <wp:inline distT="0" distB="0" distL="0" distR="0">
-            <wp:extent cx="3132000" cy="1905000"/>
+            <wp:extent cx="1920240" cy="1301115"/>
             <wp:effectExtent l="0" t="0" r="0" b="0"/>
-            <wp:docPr id="138" name="Picture 138" descr="image"/>
+            <wp:docPr id="219" name="Picture 219" descr="image"/>
             <wp:cNvGraphicFramePr>
-              <a:graphicFrameLocks xmlns:a="http://schemas.openxmlformats.org/drawingml/2006/main" noChangeAspect="1"/>
+              <a:graphicFrameLocks noChangeAspect="1"/>
             </wp:cNvGraphicFramePr>
-            <a:graphic xmlns:a="http://schemas.openxmlformats.org/drawingml/2006/main">
+            <a:graphic>
               <a:graphicData uri="http://schemas.openxmlformats.org/drawingml/2006/picture">
-                <pic:pic xmlns:pic="http://schemas.openxmlformats.org/drawingml/2006/picture">
+                <pic:pic>
                   <pic:nvPicPr>
-                    <pic:cNvPr id="138" name="Picture 138" descr="image"/>
+                    <pic:cNvPr id="219" name="Picture 219" descr="image"/>
                     <pic:cNvPicPr>
                       <a:picLocks noChangeAspect="1"/>
                     </pic:cNvPicPr>
                   </pic:nvPicPr>
                   <pic:blipFill>
-                    <a:blip r:embed="rId44|rId45"/>
+                    <a:blip r:embed="rId45"/>
                     <a:stretch>
                       <a:fillRect/>
                     </a:stretch>
@@ -4052,7 +4077,241 @@
                   <pic:spPr>
                     <a:xfrm>
                       <a:off x="0" y="0"/>
-                      <a:ext cx="3132000" cy="1905000"/>
+                      <a:ext cx="1920240" cy="1301115"/>
+                    </a:xfrm>
+                    <a:prstGeom prst="rect">
+                      <a:avLst/>
+                    </a:prstGeom>
+                  </pic:spPr>
+                </pic:pic>
+              </a:graphicData>
+            </a:graphic>
+          </wp:inline>
+        </w:drawing>
+      </w:r>
+    </w:p>
+    <w:p>
+      <w:pPr>
+        <w:keepNext/>
+        <w:spacing w:before="40" w:after="30" w:line="300" w:lineRule="auto"/>
+        <w:ind w:left="0" w:right="0" w:firstLine="0"/>
+        <w:jc w:val="left"/>
+        <w:rPr>
+          <w:rFonts w:ascii="Times New Roman" w:hAnsi="Times New Roman" w:eastAsia="宋体" w:cs="Times New Roman"/>
+          <w:kern w:val="0"/>
+          <w:sz w:val="21"/>
+          <w:szCs w:val="21"/>
+        </w:rPr>
+      </w:pPr>
+      <w:r>
+        <w:rPr>
+          <w:rFonts w:ascii="Times New Roman" w:hAnsi="Times New Roman" w:eastAsia="宋体" w:cs="Times New Roman"/>
+          <w:kern w:val="0"/>
+          <w:sz w:val="21"/>
+          <w:szCs w:val="21"/>
+        </w:rPr>
+        <w:t xml:space="preserve">    </w:t>
+      </w:r>
+    </w:p>
+    <w:p>
+      <w:pPr>
+        <w:keepNext/>
+        <w:spacing w:before="40" w:after="40" w:line="240" w:lineRule="auto"/>
+        <w:ind w:left="0" w:right="0" w:firstLine="0"/>
+        <w:jc w:val="center"/>
+        <w:rPr>
+          <w:rFonts w:ascii="Times New Roman" w:hAnsi="Times New Roman" w:eastAsia="宋体" w:cs="Times New Roman"/>
+          <w:kern w:val="0"/>
+          <w:sz w:val="21"/>
+          <w:szCs w:val="21"/>
+        </w:rPr>
+      </w:pPr>
+      <w:r>
+        <w:rPr>
+          <w:rFonts w:ascii="Times New Roman" w:hAnsi="Times New Roman" w:eastAsia="宋体"/>
+          <w:sz w:val="21"/>
+        </w:rPr>
+        <w:drawing>
+          <wp:inline distT="0" distB="0" distL="0" distR="0">
+            <wp:extent cx="704850" cy="647700"/>
+            <wp:effectExtent l="0" t="0" r="0" b="0"/>
+            <wp:docPr id="220" name="Picture 220" descr="image"/>
+            <wp:cNvGraphicFramePr>
+              <a:graphicFrameLocks noChangeAspect="1"/>
+            </wp:cNvGraphicFramePr>
+            <a:graphic>
+              <a:graphicData uri="http://schemas.openxmlformats.org/drawingml/2006/picture">
+                <pic:pic>
+                  <pic:nvPicPr>
+                    <pic:cNvPr id="220" name="Picture 220" descr="image"/>
+                    <pic:cNvPicPr>
+                      <a:picLocks noChangeAspect="1"/>
+                    </pic:cNvPicPr>
+                  </pic:nvPicPr>
+                  <pic:blipFill>
+                    <a:blip r:embed="rId44"/>
+                    <a:stretch>
+                      <a:fillRect/>
+                    </a:stretch>
+                  </pic:blipFill>
+                  <pic:spPr>
+                    <a:xfrm>
+                      <a:off x="0" y="0"/>
+                      <a:ext cx="704850" cy="647700"/>
+                    </a:xfrm>
+                    <a:prstGeom prst="rect">
+                      <a:avLst/>
+                    </a:prstGeom>
+                  </pic:spPr>
+                </pic:pic>
+              </a:graphicData>
+            </a:graphic>
+          </wp:inline>
+        </w:drawing>
+        <w:drawing>
+          <wp:inline distT="0" distB="0" distL="0" distR="0">
+            <wp:extent cx="1955800" cy="1335405"/>
+            <wp:effectExtent l="0" t="0" r="0" b="0"/>
+            <wp:docPr id="221" name="Picture 221" descr="image"/>
+            <wp:cNvGraphicFramePr>
+              <a:graphicFrameLocks noChangeAspect="1"/>
+            </wp:cNvGraphicFramePr>
+            <a:graphic>
+              <a:graphicData uri="http://schemas.openxmlformats.org/drawingml/2006/picture">
+                <pic:pic>
+                  <pic:nvPicPr>
+                    <pic:cNvPr id="221" name="Picture 221" descr="image"/>
+                    <pic:cNvPicPr>
+                      <a:picLocks noChangeAspect="1"/>
+                    </pic:cNvPicPr>
+                  </pic:nvPicPr>
+                  <pic:blipFill>
+                    <a:blip r:embed="rId43"/>
+                    <a:stretch>
+                      <a:fillRect/>
+                    </a:stretch>
+                  </pic:blipFill>
+                  <pic:spPr>
+                    <a:xfrm>
+                      <a:off x="0" y="0"/>
+                      <a:ext cx="1955800" cy="1335405"/>
+                    </a:xfrm>
+                    <a:prstGeom prst="rect">
+                      <a:avLst/>
+                    </a:prstGeom>
+                  </pic:spPr>
+                </pic:pic>
+              </a:graphicData>
+            </a:graphic>
+          </wp:inline>
+        </w:drawing>
+      </w:r>
+    </w:p>
+    <w:p>
+      <w:pPr>
+        <w:keepNext/>
+        <w:spacing w:before="40" w:after="30" w:line="300" w:lineRule="auto"/>
+        <w:ind w:left="0" w:right="0" w:firstLine="0"/>
+        <w:jc w:val="left"/>
+        <w:rPr>
+          <w:rFonts w:ascii="Times New Roman" w:hAnsi="Times New Roman" w:eastAsia="宋体" w:cs="Times New Roman"/>
+          <w:kern w:val="0"/>
+          <w:sz w:val="21"/>
+          <w:szCs w:val="21"/>
+        </w:rPr>
+      </w:pPr>
+      <w:r>
+        <w:rPr>
+          <w:rFonts w:ascii="Times New Roman" w:hAnsi="Times New Roman" w:eastAsia="宋体" w:cs="Times New Roman"/>
+          <w:kern w:val="0"/>
+          <w:sz w:val="21"/>
+          <w:szCs w:val="21"/>
+        </w:rPr>
+        <w:t xml:space="preserve">    </w:t>
+      </w:r>
+    </w:p>
+    <w:p>
+      <w:pPr>
+        <w:keepNext/>
+        <w:spacing w:before="40" w:after="40" w:line="240" w:lineRule="auto"/>
+        <w:ind w:left="0" w:right="0" w:firstLine="0"/>
+        <w:jc w:val="center"/>
+        <w:rPr>
+          <w:rFonts w:ascii="Times New Roman" w:hAnsi="Times New Roman" w:eastAsia="宋体" w:cs="Times New Roman"/>
+          <w:kern w:val="0"/>
+          <w:sz w:val="21"/>
+          <w:szCs w:val="21"/>
+        </w:rPr>
+      </w:pPr>
+      <w:r>
+        <w:rPr>
+          <w:rFonts w:ascii="Times New Roman" w:hAnsi="Times New Roman" w:eastAsia="宋体"/>
+          <w:sz w:val="21"/>
+        </w:rPr>
+        <w:drawing>
+          <wp:inline distT="0" distB="0" distL="0" distR="0">
+            <wp:extent cx="704850" cy="647700"/>
+            <wp:effectExtent l="0" t="0" r="0" b="0"/>
+            <wp:docPr id="222" name="Picture 222" descr="image"/>
+            <wp:cNvGraphicFramePr>
+              <a:graphicFrameLocks noChangeAspect="1"/>
+            </wp:cNvGraphicFramePr>
+            <a:graphic>
+              <a:graphicData uri="http://schemas.openxmlformats.org/drawingml/2006/picture">
+                <pic:pic>
+                  <pic:nvPicPr>
+                    <pic:cNvPr id="222" name="Picture 222" descr="image"/>
+                    <pic:cNvPicPr>
+                      <a:picLocks noChangeAspect="1"/>
+                    </pic:cNvPicPr>
+                  </pic:nvPicPr>
+                  <pic:blipFill>
+                    <a:blip r:embed="rId44"/>
+                    <a:stretch>
+                      <a:fillRect/>
+                    </a:stretch>
+                  </pic:blipFill>
+                  <pic:spPr>
+                    <a:xfrm>
+                      <a:off x="0" y="0"/>
+                      <a:ext cx="704850" cy="647700"/>
+                    </a:xfrm>
+                    <a:prstGeom prst="rect">
+                      <a:avLst/>
+                    </a:prstGeom>
+                  </pic:spPr>
+                </pic:pic>
+              </a:graphicData>
+            </a:graphic>
+          </wp:inline>
+        </w:drawing>
+        <w:drawing>
+          <wp:inline distT="0" distB="0" distL="0" distR="0">
+            <wp:extent cx="2059940" cy="1395730"/>
+            <wp:effectExtent l="0" t="0" r="0" b="0"/>
+            <wp:docPr id="223" name="Picture 223" descr="image"/>
+            <wp:cNvGraphicFramePr>
+              <a:graphicFrameLocks noChangeAspect="1"/>
+            </wp:cNvGraphicFramePr>
+            <a:graphic>
+              <a:graphicData uri="http://schemas.openxmlformats.org/drawingml/2006/picture">
+                <pic:pic>
+                  <pic:nvPicPr>
+                    <pic:cNvPr id="223" name="Picture 223" descr="image"/>
+                    <pic:cNvPicPr>
+                      <a:picLocks noChangeAspect="1"/>
+                    </pic:cNvPicPr>
+                  </pic:nvPicPr>
+                  <pic:blipFill>
+                    <a:blip r:embed="rId45"/>
+                    <a:stretch>
+                      <a:fillRect/>
+                    </a:stretch>
+                  </pic:blipFill>
+                  <pic:spPr>
+                    <a:xfrm>
+                      <a:off x="0" y="0"/>
+                      <a:ext cx="2059940" cy="1395730"/>
                     </a:xfrm>
                     <a:prstGeom prst="rect">
                       <a:avLst/>
@@ -4143,23 +4402,23 @@
               </w:rPr>
               <w:drawing>
                 <wp:inline distT="0" distB="0" distL="0" distR="0">
-                  <wp:extent cx="2571750" cy="2857500"/>
+                  <wp:extent cx="1439862" cy="1343872"/>
                   <wp:effectExtent l="0" t="0" r="0" b="0"/>
-                  <wp:docPr id="139" name="Picture 139" descr="image"/>
+                  <wp:docPr id="224" name="Picture 224" descr="image"/>
                   <wp:cNvGraphicFramePr>
-                    <a:graphicFrameLocks xmlns:a="http://schemas.openxmlformats.org/drawingml/2006/main" noChangeAspect="1"/>
+                    <a:graphicFrameLocks noChangeAspect="1"/>
                   </wp:cNvGraphicFramePr>
-                  <a:graphic xmlns:a="http://schemas.openxmlformats.org/drawingml/2006/main">
+                  <a:graphic>
                     <a:graphicData uri="http://schemas.openxmlformats.org/drawingml/2006/picture">
-                      <pic:pic xmlns:pic="http://schemas.openxmlformats.org/drawingml/2006/picture">
+                      <pic:pic>
                         <pic:nvPicPr>
-                          <pic:cNvPr id="139" name="Picture 139" descr="image"/>
+                          <pic:cNvPr id="224" name="Picture 224" descr="image"/>
                           <pic:cNvPicPr>
                             <a:picLocks noChangeAspect="1"/>
                           </pic:cNvPicPr>
                         </pic:nvPicPr>
                         <pic:blipFill>
-                          <a:blip r:embed="rId42|rId43"/>
+                          <a:blip r:embed="rId42"/>
                           <a:stretch>
                             <a:fillRect/>
                           </a:stretch>
@@ -4167,7 +4426,7 @@
                         <pic:spPr>
                           <a:xfrm>
                             <a:off x="0" y="0"/>
-                            <a:ext cx="2571750" cy="2857500"/>
+                            <a:ext cx="1439862" cy="1343872"/>
                           </a:xfrm>
                           <a:prstGeom prst="rect">
                             <a:avLst/>
@@ -4178,76 +4437,25 @@
                   </a:graphic>
                 </wp:inline>
               </w:drawing>
-            </w:r>
-          </w:p>
-        </w:tc>
-        <w:tc>
-          <w:tcPr>
-            <w:tcW w:w="4535" w:type="dxa"/>
-            <w:vAlign w:val="center"/>
-          </w:tcPr>
-          <w:p>
-            <w:pPr>
-              <w:spacing w:before="0" w:after="0" w:line="240" w:lineRule="auto"/>
-              <w:ind w:left="0" w:right="0" w:firstLine="0"/>
-              <w:jc w:val="left"/>
-              <w:rPr>
-                <w:rFonts w:ascii="Times New Roman" w:hAnsi="Times New Roman" w:eastAsia="宋体" w:cs="Times New Roman"/>
-                <w:kern w:val="0"/>
-                <w:b/>
-                <w:bCs/>
-                <w:sz w:val="21"/>
-                <w:szCs w:val="21"/>
-              </w:rPr>
-            </w:pPr>
-            <w:r>
-              <w:rPr>
-                <w:rFonts w:ascii="Times New Roman" w:hAnsi="Times New Roman" w:eastAsia="宋体" w:cs="Times New Roman"/>
-                <w:kern w:val="0"/>
-                <w:b/>
-                <w:bCs/>
-                <w:sz w:val="21"/>
-                <w:szCs w:val="21"/>
-              </w:rPr>
-              <w:t xml:space="preserve">B．</w:t>
-            </w:r>
-          </w:p>
-          <w:p>
-            <w:pPr>
-              <w:spacing w:before="20" w:after="40" w:line="240" w:lineRule="auto"/>
-              <w:ind w:left="0" w:right="0" w:firstLine="0"/>
-              <w:jc w:val="center"/>
-              <w:rPr>
-                <w:rFonts w:ascii="Times New Roman" w:hAnsi="Times New Roman" w:eastAsia="宋体" w:cs="Times New Roman"/>
-                <w:kern w:val="0"/>
-                <w:sz w:val="21"/>
-                <w:szCs w:val="21"/>
-              </w:rPr>
-            </w:pPr>
-            <w:r>
-              <w:rPr>
-                <w:rFonts w:ascii="Times New Roman" w:hAnsi="Times New Roman" w:eastAsia="宋体"/>
-                <w:sz w:val="21"/>
-              </w:rPr>
               <w:drawing>
                 <wp:inline distT="0" distB="0" distL="0" distR="0">
-                  <wp:extent cx="2571750" cy="2857500"/>
+                  <wp:extent cx="1439862" cy="983039"/>
                   <wp:effectExtent l="0" t="0" r="0" b="0"/>
-                  <wp:docPr id="140" name="Picture 140" descr="image"/>
+                  <wp:docPr id="225" name="Picture 225" descr="image"/>
                   <wp:cNvGraphicFramePr>
-                    <a:graphicFrameLocks xmlns:a="http://schemas.openxmlformats.org/drawingml/2006/main" noChangeAspect="1"/>
+                    <a:graphicFrameLocks noChangeAspect="1"/>
                   </wp:cNvGraphicFramePr>
-                  <a:graphic xmlns:a="http://schemas.openxmlformats.org/drawingml/2006/main">
+                  <a:graphic>
                     <a:graphicData uri="http://schemas.openxmlformats.org/drawingml/2006/picture">
-                      <pic:pic xmlns:pic="http://schemas.openxmlformats.org/drawingml/2006/picture">
+                      <pic:pic>
                         <pic:nvPicPr>
-                          <pic:cNvPr id="140" name="Picture 140" descr="image"/>
+                          <pic:cNvPr id="225" name="Picture 225" descr="image"/>
                           <pic:cNvPicPr>
                             <a:picLocks noChangeAspect="1"/>
                           </pic:cNvPicPr>
                         </pic:nvPicPr>
                         <pic:blipFill>
-                          <a:blip r:embed="rId42|rId43"/>
+                          <a:blip r:embed="rId43"/>
                           <a:stretch>
                             <a:fillRect/>
                           </a:stretch>
@@ -4255,7 +4463,132 @@
                         <pic:spPr>
                           <a:xfrm>
                             <a:off x="0" y="0"/>
-                            <a:ext cx="2571750" cy="2857500"/>
+                            <a:ext cx="1439862" cy="983039"/>
+                          </a:xfrm>
+                          <a:prstGeom prst="rect">
+                            <a:avLst/>
+                          </a:prstGeom>
+                        </pic:spPr>
+                      </pic:pic>
+                    </a:graphicData>
+                  </a:graphic>
+                </wp:inline>
+              </w:drawing>
+            </w:r>
+          </w:p>
+        </w:tc>
+        <w:tc>
+          <w:tcPr>
+            <w:tcW w:w="4535" w:type="dxa"/>
+            <w:vAlign w:val="center"/>
+          </w:tcPr>
+          <w:p>
+            <w:pPr>
+              <w:spacing w:before="0" w:after="0" w:line="240" w:lineRule="auto"/>
+              <w:ind w:left="0" w:right="0" w:firstLine="0"/>
+              <w:jc w:val="left"/>
+              <w:rPr>
+                <w:rFonts w:ascii="Times New Roman" w:hAnsi="Times New Roman" w:eastAsia="宋体" w:cs="Times New Roman"/>
+                <w:kern w:val="0"/>
+                <w:b/>
+                <w:bCs/>
+                <w:sz w:val="21"/>
+                <w:szCs w:val="21"/>
+              </w:rPr>
+            </w:pPr>
+            <w:r>
+              <w:rPr>
+                <w:rFonts w:ascii="Times New Roman" w:hAnsi="Times New Roman" w:eastAsia="宋体" w:cs="Times New Roman"/>
+                <w:kern w:val="0"/>
+                <w:b/>
+                <w:bCs/>
+                <w:sz w:val="21"/>
+                <w:szCs w:val="21"/>
+              </w:rPr>
+              <w:t xml:space="preserve">B．</w:t>
+            </w:r>
+          </w:p>
+          <w:p>
+            <w:pPr>
+              <w:spacing w:before="20" w:after="40" w:line="240" w:lineRule="auto"/>
+              <w:ind w:left="0" w:right="0" w:firstLine="0"/>
+              <w:jc w:val="center"/>
+              <w:rPr>
+                <w:rFonts w:ascii="Times New Roman" w:hAnsi="Times New Roman" w:eastAsia="宋体" w:cs="Times New Roman"/>
+                <w:kern w:val="0"/>
+                <w:sz w:val="21"/>
+                <w:szCs w:val="21"/>
+              </w:rPr>
+            </w:pPr>
+            <w:r>
+              <w:rPr>
+                <w:rFonts w:ascii="Times New Roman" w:hAnsi="Times New Roman" w:eastAsia="宋体"/>
+                <w:sz w:val="21"/>
+              </w:rPr>
+              <w:drawing>
+                <wp:inline distT="0" distB="0" distL="0" distR="0">
+                  <wp:extent cx="1439862" cy="1343872"/>
+                  <wp:effectExtent l="0" t="0" r="0" b="0"/>
+                  <wp:docPr id="226" name="Picture 226" descr="image"/>
+                  <wp:cNvGraphicFramePr>
+                    <a:graphicFrameLocks noChangeAspect="1"/>
+                  </wp:cNvGraphicFramePr>
+                  <a:graphic>
+                    <a:graphicData uri="http://schemas.openxmlformats.org/drawingml/2006/picture">
+                      <pic:pic>
+                        <pic:nvPicPr>
+                          <pic:cNvPr id="226" name="Picture 226" descr="image"/>
+                          <pic:cNvPicPr>
+                            <a:picLocks noChangeAspect="1"/>
+                          </pic:cNvPicPr>
+                        </pic:nvPicPr>
+                        <pic:blipFill>
+                          <a:blip r:embed="rId42"/>
+                          <a:stretch>
+                            <a:fillRect/>
+                          </a:stretch>
+                        </pic:blipFill>
+                        <pic:spPr>
+                          <a:xfrm>
+                            <a:off x="0" y="0"/>
+                            <a:ext cx="1439862" cy="1343872"/>
+                          </a:xfrm>
+                          <a:prstGeom prst="rect">
+                            <a:avLst/>
+                          </a:prstGeom>
+                        </pic:spPr>
+                      </pic:pic>
+                    </a:graphicData>
+                  </a:graphic>
+                </wp:inline>
+              </w:drawing>
+              <w:drawing>
+                <wp:inline distT="0" distB="0" distL="0" distR="0">
+                  <wp:extent cx="1439862" cy="983039"/>
+                  <wp:effectExtent l="0" t="0" r="0" b="0"/>
+                  <wp:docPr id="227" name="Picture 227" descr="image"/>
+                  <wp:cNvGraphicFramePr>
+                    <a:graphicFrameLocks noChangeAspect="1"/>
+                  </wp:cNvGraphicFramePr>
+                  <a:graphic>
+                    <a:graphicData uri="http://schemas.openxmlformats.org/drawingml/2006/picture">
+                      <pic:pic>
+                        <pic:nvPicPr>
+                          <pic:cNvPr id="227" name="Picture 227" descr="image"/>
+                          <pic:cNvPicPr>
+                            <a:picLocks noChangeAspect="1"/>
+                          </pic:cNvPicPr>
+                        </pic:nvPicPr>
+                        <pic:blipFill>
+                          <a:blip r:embed="rId43"/>
+                          <a:stretch>
+                            <a:fillRect/>
+                          </a:stretch>
+                        </pic:blipFill>
+                        <pic:spPr>
+                          <a:xfrm>
+                            <a:off x="0" y="0"/>
+                            <a:ext cx="1439862" cy="983039"/>
                           </a:xfrm>
                           <a:prstGeom prst="rect">
                             <a:avLst/>
@@ -4324,23 +4657,23 @@
               </w:rPr>
               <w:drawing>
                 <wp:inline distT="0" distB="0" distL="0" distR="0">
-                  <wp:extent cx="2571750" cy="2857500"/>
+                  <wp:extent cx="1439862" cy="1343872"/>
                   <wp:effectExtent l="0" t="0" r="0" b="0"/>
-                  <wp:docPr id="141" name="Picture 141" descr="image"/>
+                  <wp:docPr id="228" name="Picture 228" descr="image"/>
                   <wp:cNvGraphicFramePr>
-                    <a:graphicFrameLocks xmlns:a="http://schemas.openxmlformats.org/drawingml/2006/main" noChangeAspect="1"/>
+                    <a:graphicFrameLocks noChangeAspect="1"/>
                   </wp:cNvGraphicFramePr>
-                  <a:graphic xmlns:a="http://schemas.openxmlformats.org/drawingml/2006/main">
+                  <a:graphic>
                     <a:graphicData uri="http://schemas.openxmlformats.org/drawingml/2006/picture">
-                      <pic:pic xmlns:pic="http://schemas.openxmlformats.org/drawingml/2006/picture">
+                      <pic:pic>
                         <pic:nvPicPr>
-                          <pic:cNvPr id="141" name="Picture 141" descr="image"/>
+                          <pic:cNvPr id="228" name="Picture 228" descr="image"/>
                           <pic:cNvPicPr>
                             <a:picLocks noChangeAspect="1"/>
                           </pic:cNvPicPr>
                         </pic:nvPicPr>
                         <pic:blipFill>
-                          <a:blip r:embed="rId42|rId45"/>
+                          <a:blip r:embed="rId42"/>
                           <a:stretch>
                             <a:fillRect/>
                           </a:stretch>
@@ -4348,7 +4681,7 @@
                         <pic:spPr>
                           <a:xfrm>
                             <a:off x="0" y="0"/>
-                            <a:ext cx="2571750" cy="2857500"/>
+                            <a:ext cx="1439862" cy="1343872"/>
                           </a:xfrm>
                           <a:prstGeom prst="rect">
                             <a:avLst/>
@@ -4359,76 +4692,25 @@
                   </a:graphic>
                 </wp:inline>
               </w:drawing>
-            </w:r>
-          </w:p>
-        </w:tc>
-        <w:tc>
-          <w:tcPr>
-            <w:tcW w:w="4535" w:type="dxa"/>
-            <w:vAlign w:val="center"/>
-          </w:tcPr>
-          <w:p>
-            <w:pPr>
-              <w:spacing w:before="0" w:after="0" w:line="240" w:lineRule="auto"/>
-              <w:ind w:left="0" w:right="0" w:firstLine="0"/>
-              <w:jc w:val="left"/>
-              <w:rPr>
-                <w:rFonts w:ascii="Times New Roman" w:hAnsi="Times New Roman" w:eastAsia="宋体" w:cs="Times New Roman"/>
-                <w:kern w:val="0"/>
-                <w:b/>
-                <w:bCs/>
-                <w:sz w:val="21"/>
-                <w:szCs w:val="21"/>
-              </w:rPr>
-            </w:pPr>
-            <w:r>
-              <w:rPr>
-                <w:rFonts w:ascii="Times New Roman" w:hAnsi="Times New Roman" w:eastAsia="宋体" w:cs="Times New Roman"/>
-                <w:kern w:val="0"/>
-                <w:b/>
-                <w:bCs/>
-                <w:sz w:val="21"/>
-                <w:szCs w:val="21"/>
-              </w:rPr>
-              <w:t xml:space="preserve">D．</w:t>
-            </w:r>
-          </w:p>
-          <w:p>
-            <w:pPr>
-              <w:spacing w:before="20" w:after="40" w:line="240" w:lineRule="auto"/>
-              <w:ind w:left="0" w:right="0" w:firstLine="0"/>
-              <w:jc w:val="center"/>
-              <w:rPr>
-                <w:rFonts w:ascii="Times New Roman" w:hAnsi="Times New Roman" w:eastAsia="宋体" w:cs="Times New Roman"/>
-                <w:kern w:val="0"/>
-                <w:sz w:val="21"/>
-                <w:szCs w:val="21"/>
-              </w:rPr>
-            </w:pPr>
-            <w:r>
-              <w:rPr>
-                <w:rFonts w:ascii="Times New Roman" w:hAnsi="Times New Roman" w:eastAsia="宋体"/>
-                <w:sz w:val="21"/>
-              </w:rPr>
               <w:drawing>
                 <wp:inline distT="0" distB="0" distL="0" distR="0">
-                  <wp:extent cx="2571750" cy="2857500"/>
+                  <wp:extent cx="1439862" cy="975391"/>
                   <wp:effectExtent l="0" t="0" r="0" b="0"/>
-                  <wp:docPr id="142" name="Picture 142" descr="image"/>
+                  <wp:docPr id="229" name="Picture 229" descr="image"/>
                   <wp:cNvGraphicFramePr>
-                    <a:graphicFrameLocks xmlns:a="http://schemas.openxmlformats.org/drawingml/2006/main" noChangeAspect="1"/>
+                    <a:graphicFrameLocks noChangeAspect="1"/>
                   </wp:cNvGraphicFramePr>
-                  <a:graphic xmlns:a="http://schemas.openxmlformats.org/drawingml/2006/main">
+                  <a:graphic>
                     <a:graphicData uri="http://schemas.openxmlformats.org/drawingml/2006/picture">
-                      <pic:pic xmlns:pic="http://schemas.openxmlformats.org/drawingml/2006/picture">
+                      <pic:pic>
                         <pic:nvPicPr>
-                          <pic:cNvPr id="142" name="Picture 142" descr="image"/>
+                          <pic:cNvPr id="229" name="Picture 229" descr="image"/>
                           <pic:cNvPicPr>
                             <a:picLocks noChangeAspect="1"/>
                           </pic:cNvPicPr>
                         </pic:nvPicPr>
                         <pic:blipFill>
-                          <a:blip r:embed="rId42|rId45"/>
+                          <a:blip r:embed="rId45"/>
                           <a:stretch>
                             <a:fillRect/>
                           </a:stretch>
@@ -4436,7 +4718,132 @@
                         <pic:spPr>
                           <a:xfrm>
                             <a:off x="0" y="0"/>
-                            <a:ext cx="2571750" cy="2857500"/>
+                            <a:ext cx="1439862" cy="975391"/>
+                          </a:xfrm>
+                          <a:prstGeom prst="rect">
+                            <a:avLst/>
+                          </a:prstGeom>
+                        </pic:spPr>
+                      </pic:pic>
+                    </a:graphicData>
+                  </a:graphic>
+                </wp:inline>
+              </w:drawing>
+            </w:r>
+          </w:p>
+        </w:tc>
+        <w:tc>
+          <w:tcPr>
+            <w:tcW w:w="4535" w:type="dxa"/>
+            <w:vAlign w:val="center"/>
+          </w:tcPr>
+          <w:p>
+            <w:pPr>
+              <w:spacing w:before="0" w:after="0" w:line="240" w:lineRule="auto"/>
+              <w:ind w:left="0" w:right="0" w:firstLine="0"/>
+              <w:jc w:val="left"/>
+              <w:rPr>
+                <w:rFonts w:ascii="Times New Roman" w:hAnsi="Times New Roman" w:eastAsia="宋体" w:cs="Times New Roman"/>
+                <w:kern w:val="0"/>
+                <w:b/>
+                <w:bCs/>
+                <w:sz w:val="21"/>
+                <w:szCs w:val="21"/>
+              </w:rPr>
+            </w:pPr>
+            <w:r>
+              <w:rPr>
+                <w:rFonts w:ascii="Times New Roman" w:hAnsi="Times New Roman" w:eastAsia="宋体" w:cs="Times New Roman"/>
+                <w:kern w:val="0"/>
+                <w:b/>
+                <w:bCs/>
+                <w:sz w:val="21"/>
+                <w:szCs w:val="21"/>
+              </w:rPr>
+              <w:t xml:space="preserve">D．</w:t>
+            </w:r>
+          </w:p>
+          <w:p>
+            <w:pPr>
+              <w:spacing w:before="20" w:after="40" w:line="240" w:lineRule="auto"/>
+              <w:ind w:left="0" w:right="0" w:firstLine="0"/>
+              <w:jc w:val="center"/>
+              <w:rPr>
+                <w:rFonts w:ascii="Times New Roman" w:hAnsi="Times New Roman" w:eastAsia="宋体" w:cs="Times New Roman"/>
+                <w:kern w:val="0"/>
+                <w:sz w:val="21"/>
+                <w:szCs w:val="21"/>
+              </w:rPr>
+            </w:pPr>
+            <w:r>
+              <w:rPr>
+                <w:rFonts w:ascii="Times New Roman" w:hAnsi="Times New Roman" w:eastAsia="宋体"/>
+                <w:sz w:val="21"/>
+              </w:rPr>
+              <w:drawing>
+                <wp:inline distT="0" distB="0" distL="0" distR="0">
+                  <wp:extent cx="1439862" cy="1343872"/>
+                  <wp:effectExtent l="0" t="0" r="0" b="0"/>
+                  <wp:docPr id="230" name="Picture 230" descr="image"/>
+                  <wp:cNvGraphicFramePr>
+                    <a:graphicFrameLocks noChangeAspect="1"/>
+                  </wp:cNvGraphicFramePr>
+                  <a:graphic>
+                    <a:graphicData uri="http://schemas.openxmlformats.org/drawingml/2006/picture">
+                      <pic:pic>
+                        <pic:nvPicPr>
+                          <pic:cNvPr id="230" name="Picture 230" descr="image"/>
+                          <pic:cNvPicPr>
+                            <a:picLocks noChangeAspect="1"/>
+                          </pic:cNvPicPr>
+                        </pic:nvPicPr>
+                        <pic:blipFill>
+                          <a:blip r:embed="rId42"/>
+                          <a:stretch>
+                            <a:fillRect/>
+                          </a:stretch>
+                        </pic:blipFill>
+                        <pic:spPr>
+                          <a:xfrm>
+                            <a:off x="0" y="0"/>
+                            <a:ext cx="1439862" cy="1343872"/>
+                          </a:xfrm>
+                          <a:prstGeom prst="rect">
+                            <a:avLst/>
+                          </a:prstGeom>
+                        </pic:spPr>
+                      </pic:pic>
+                    </a:graphicData>
+                  </a:graphic>
+                </wp:inline>
+              </w:drawing>
+              <w:drawing>
+                <wp:inline distT="0" distB="0" distL="0" distR="0">
+                  <wp:extent cx="1439862" cy="975391"/>
+                  <wp:effectExtent l="0" t="0" r="0" b="0"/>
+                  <wp:docPr id="231" name="Picture 231" descr="image"/>
+                  <wp:cNvGraphicFramePr>
+                    <a:graphicFrameLocks noChangeAspect="1"/>
+                  </wp:cNvGraphicFramePr>
+                  <a:graphic>
+                    <a:graphicData uri="http://schemas.openxmlformats.org/drawingml/2006/picture">
+                      <pic:pic>
+                        <pic:nvPicPr>
+                          <pic:cNvPr id="231" name="Picture 231" descr="image"/>
+                          <pic:cNvPicPr>
+                            <a:picLocks noChangeAspect="1"/>
+                          </pic:cNvPicPr>
+                        </pic:nvPicPr>
+                        <pic:blipFill>
+                          <a:blip r:embed="rId45"/>
+                          <a:stretch>
+                            <a:fillRect/>
+                          </a:stretch>
+                        </pic:blipFill>
+                        <pic:spPr>
+                          <a:xfrm>
+                            <a:off x="0" y="0"/>
+                            <a:ext cx="1439862" cy="975391"/>
                           </a:xfrm>
                           <a:prstGeom prst="rect">
                             <a:avLst/>
@@ -8926,23 +9333,23 @@
         </w:rPr>
         <w:drawing>
           <wp:inline distT="0" distB="0" distL="0" distR="0">
-            <wp:extent cx="3132000" cy="1905000"/>
+            <wp:extent cx="3391535" cy="3861435"/>
             <wp:effectExtent l="0" t="0" r="0" b="0"/>
-            <wp:docPr id="183" name="Picture 183" descr="image"/>
+            <wp:docPr id="232" name="Picture 232" descr="image"/>
             <wp:cNvGraphicFramePr>
-              <a:graphicFrameLocks xmlns:a="http://schemas.openxmlformats.org/drawingml/2006/main" noChangeAspect="1"/>
+              <a:graphicFrameLocks noChangeAspect="1"/>
             </wp:cNvGraphicFramePr>
-            <a:graphic xmlns:a="http://schemas.openxmlformats.org/drawingml/2006/main">
+            <a:graphic>
               <a:graphicData uri="http://schemas.openxmlformats.org/drawingml/2006/picture">
-                <pic:pic xmlns:pic="http://schemas.openxmlformats.org/drawingml/2006/picture">
+                <pic:pic>
                   <pic:nvPicPr>
-                    <pic:cNvPr id="183" name="Picture 183" descr="image"/>
+                    <pic:cNvPr id="232" name="Picture 232" descr="image"/>
                     <pic:cNvPicPr>
                       <a:picLocks noChangeAspect="1"/>
                     </pic:cNvPicPr>
                   </pic:nvPicPr>
                   <pic:blipFill>
-                    <a:blip r:embed="rId86|rId87"/>
+                    <a:blip r:embed="rId86"/>
                     <a:stretch>
                       <a:fillRect/>
                     </a:stretch>
@@ -8950,7 +9357,44 @@
                   <pic:spPr>
                     <a:xfrm>
                       <a:off x="0" y="0"/>
-                      <a:ext cx="3132000" cy="1905000"/>
+                      <a:ext cx="3391535" cy="3861435"/>
+                    </a:xfrm>
+                    <a:prstGeom prst="rect">
+                      <a:avLst/>
+                    </a:prstGeom>
+                  </pic:spPr>
+                </pic:pic>
+              </a:graphicData>
+            </a:graphic>
+          </wp:inline>
+        </w:drawing>
+        <w:drawing>
+          <wp:inline distT="0" distB="0" distL="0" distR="0">
+            <wp:extent cx="1323975" cy="1390650"/>
+            <wp:effectExtent l="0" t="0" r="0" b="0"/>
+            <wp:docPr id="233" name="Picture 233" descr="image"/>
+            <wp:cNvGraphicFramePr>
+              <a:graphicFrameLocks noChangeAspect="1"/>
+            </wp:cNvGraphicFramePr>
+            <a:graphic>
+              <a:graphicData uri="http://schemas.openxmlformats.org/drawingml/2006/picture">
+                <pic:pic>
+                  <pic:nvPicPr>
+                    <pic:cNvPr id="233" name="Picture 233" descr="image"/>
+                    <pic:cNvPicPr>
+                      <a:picLocks noChangeAspect="1"/>
+                    </pic:cNvPicPr>
+                  </pic:nvPicPr>
+                  <pic:blipFill>
+                    <a:blip r:embed="rId87"/>
+                    <a:stretch>
+                      <a:fillRect/>
+                    </a:stretch>
+                  </pic:blipFill>
+                  <pic:spPr>
+                    <a:xfrm>
+                      <a:off x="0" y="0"/>
+                      <a:ext cx="1323975" cy="1390650"/>
                     </a:xfrm>
                     <a:prstGeom prst="rect">
                       <a:avLst/>
@@ -10103,23 +10547,23 @@
         </w:rPr>
         <w:drawing>
           <wp:inline distT="0" distB="0" distL="0" distR="0">
-            <wp:extent cx="3132000" cy="2857500"/>
+            <wp:extent cx="1323975" cy="2738755"/>
             <wp:effectExtent l="0" t="0" r="0" b="0"/>
-            <wp:docPr id="194" name="Picture 194" descr="image"/>
+            <wp:docPr id="234" name="Picture 234" descr="image"/>
             <wp:cNvGraphicFramePr>
-              <a:graphicFrameLocks xmlns:a="http://schemas.openxmlformats.org/drawingml/2006/main" noChangeAspect="1"/>
+              <a:graphicFrameLocks noChangeAspect="1"/>
             </wp:cNvGraphicFramePr>
-            <a:graphic xmlns:a="http://schemas.openxmlformats.org/drawingml/2006/main">
+            <a:graphic>
               <a:graphicData uri="http://schemas.openxmlformats.org/drawingml/2006/picture">
-                <pic:pic xmlns:pic="http://schemas.openxmlformats.org/drawingml/2006/picture">
+                <pic:pic>
                   <pic:nvPicPr>
-                    <pic:cNvPr id="194" name="Picture 194" descr="image"/>
+                    <pic:cNvPr id="234" name="Picture 234" descr="image"/>
                     <pic:cNvPicPr>
                       <a:picLocks noChangeAspect="1"/>
                     </pic:cNvPicPr>
                   </pic:nvPicPr>
                   <pic:blipFill>
-                    <a:blip r:embed="rId98|rId99"/>
+                    <a:blip r:embed="rId98"/>
                     <a:stretch>
                       <a:fillRect/>
                     </a:stretch>
@@ -10127,7 +10571,7 @@
                   <pic:spPr>
                     <a:xfrm>
                       <a:off x="0" y="0"/>
-                      <a:ext cx="3132000" cy="2857500"/>
+                      <a:ext cx="1323975" cy="2738755"/>
                     </a:xfrm>
                     <a:prstGeom prst="rect">
                       <a:avLst/>
@@ -10138,79 +10582,25 @@
             </a:graphic>
           </wp:inline>
         </w:drawing>
-      </w:r>
-    </w:p>
-    <w:p>
-      <w:pPr>
-        <w:spacing w:before="0" w:after="0" w:line="300" w:lineRule="auto"/>
-        <w:rPr>
-          <w:rFonts w:ascii="Times New Roman" w:hAnsi="Times New Roman" w:eastAsia="宋体" w:cs="Times New Roman"/>
-          <w:kern w:val="0"/>
-          <w:sz w:val="12"/>
-          <w:szCs w:val="12"/>
-        </w:rPr>
-      </w:pPr>
-    </w:p>
-    <w:p>
-      <w:pPr>
-        <w:keepNext/>
-        <w:spacing w:before="40" w:after="30" w:line="300" w:lineRule="auto"/>
-        <w:ind w:left="0" w:right="0" w:firstLine="0"/>
-        <w:jc w:val="left"/>
-        <w:rPr>
-          <w:rFonts w:ascii="Times New Roman" w:hAnsi="Times New Roman" w:eastAsia="宋体" w:cs="Times New Roman"/>
-          <w:kern w:val="0"/>
-          <w:sz w:val="21"/>
-          <w:szCs w:val="21"/>
-        </w:rPr>
-      </w:pPr>
-      <w:r>
-        <w:rPr>
-          <w:rFonts w:ascii="Times New Roman" w:hAnsi="Times New Roman" w:eastAsia="宋体" w:cs="Times New Roman"/>
-          <w:kern w:val="0"/>
-          <w:sz w:val="21"/>
-          <w:szCs w:val="21"/>
-        </w:rPr>
-        <w:t xml:space="preserve">27．角色名字不能跟该角色造型名字一样。（ ）</w:t>
-      </w:r>
-    </w:p>
-    <w:p>
-      <w:pPr>
-        <w:keepNext/>
-        <w:spacing w:before="40" w:after="40" w:line="240" w:lineRule="auto"/>
-        <w:ind w:left="0" w:right="0" w:firstLine="0"/>
-        <w:jc w:val="center"/>
-        <w:rPr>
-          <w:rFonts w:ascii="Times New Roman" w:hAnsi="Times New Roman" w:eastAsia="宋体" w:cs="Times New Roman"/>
-          <w:kern w:val="0"/>
-          <w:sz w:val="21"/>
-          <w:szCs w:val="21"/>
-        </w:rPr>
-      </w:pPr>
-      <w:r>
-        <w:rPr>
-          <w:rFonts w:ascii="Times New Roman" w:hAnsi="Times New Roman" w:eastAsia="宋体"/>
-          <w:sz w:val="21"/>
-        </w:rPr>
         <w:drawing>
           <wp:inline distT="0" distB="0" distL="0" distR="0">
-            <wp:extent cx="3132000" cy="2857500"/>
+            <wp:extent cx="1657350" cy="990600"/>
             <wp:effectExtent l="0" t="0" r="0" b="0"/>
-            <wp:docPr id="195" name="Picture 195" descr="image"/>
+            <wp:docPr id="235" name="Picture 235" descr="image"/>
             <wp:cNvGraphicFramePr>
-              <a:graphicFrameLocks xmlns:a="http://schemas.openxmlformats.org/drawingml/2006/main" noChangeAspect="1"/>
+              <a:graphicFrameLocks noChangeAspect="1"/>
             </wp:cNvGraphicFramePr>
-            <a:graphic xmlns:a="http://schemas.openxmlformats.org/drawingml/2006/main">
+            <a:graphic>
               <a:graphicData uri="http://schemas.openxmlformats.org/drawingml/2006/picture">
-                <pic:pic xmlns:pic="http://schemas.openxmlformats.org/drawingml/2006/picture">
+                <pic:pic>
                   <pic:nvPicPr>
-                    <pic:cNvPr id="195" name="Picture 195" descr="image"/>
+                    <pic:cNvPr id="235" name="Picture 235" descr="image"/>
                     <pic:cNvPicPr>
                       <a:picLocks noChangeAspect="1"/>
                     </pic:cNvPicPr>
                   </pic:nvPicPr>
                   <pic:blipFill>
-                    <a:blip r:embed="rId100|rId101"/>
+                    <a:blip r:embed="rId99"/>
                     <a:stretch>
                       <a:fillRect/>
                     </a:stretch>
@@ -10218,7 +10608,135 @@
                   <pic:spPr>
                     <a:xfrm>
                       <a:off x="0" y="0"/>
-                      <a:ext cx="3132000" cy="2857500"/>
+                      <a:ext cx="1657350" cy="990600"/>
+                    </a:xfrm>
+                    <a:prstGeom prst="rect">
+                      <a:avLst/>
+                    </a:prstGeom>
+                  </pic:spPr>
+                </pic:pic>
+              </a:graphicData>
+            </a:graphic>
+          </wp:inline>
+        </w:drawing>
+      </w:r>
+    </w:p>
+    <w:p>
+      <w:pPr>
+        <w:spacing w:before="0" w:after="0" w:line="300" w:lineRule="auto"/>
+        <w:rPr>
+          <w:rFonts w:ascii="Times New Roman" w:hAnsi="Times New Roman" w:eastAsia="宋体" w:cs="Times New Roman"/>
+          <w:kern w:val="0"/>
+          <w:sz w:val="12"/>
+          <w:szCs w:val="12"/>
+        </w:rPr>
+      </w:pPr>
+    </w:p>
+    <w:p>
+      <w:pPr>
+        <w:keepNext/>
+        <w:spacing w:before="40" w:after="30" w:line="300" w:lineRule="auto"/>
+        <w:ind w:left="0" w:right="0" w:firstLine="0"/>
+        <w:jc w:val="left"/>
+        <w:rPr>
+          <w:rFonts w:ascii="Times New Roman" w:hAnsi="Times New Roman" w:eastAsia="宋体" w:cs="Times New Roman"/>
+          <w:kern w:val="0"/>
+          <w:sz w:val="21"/>
+          <w:szCs w:val="21"/>
+        </w:rPr>
+      </w:pPr>
+      <w:r>
+        <w:rPr>
+          <w:rFonts w:ascii="Times New Roman" w:hAnsi="Times New Roman" w:eastAsia="宋体" w:cs="Times New Roman"/>
+          <w:kern w:val="0"/>
+          <w:sz w:val="21"/>
+          <w:szCs w:val="21"/>
+        </w:rPr>
+        <w:t xml:space="preserve">27．角色名字不能跟该角色造型名字一样。（ ）</w:t>
+      </w:r>
+    </w:p>
+    <w:p>
+      <w:pPr>
+        <w:keepNext/>
+        <w:spacing w:before="40" w:after="40" w:line="240" w:lineRule="auto"/>
+        <w:ind w:left="0" w:right="0" w:firstLine="0"/>
+        <w:jc w:val="center"/>
+        <w:rPr>
+          <w:rFonts w:ascii="Times New Roman" w:hAnsi="Times New Roman" w:eastAsia="宋体" w:cs="Times New Roman"/>
+          <w:kern w:val="0"/>
+          <w:sz w:val="21"/>
+          <w:szCs w:val="21"/>
+        </w:rPr>
+      </w:pPr>
+      <w:r>
+        <w:rPr>
+          <w:rFonts w:ascii="Times New Roman" w:hAnsi="Times New Roman" w:eastAsia="宋体"/>
+          <w:sz w:val="21"/>
+        </w:rPr>
+        <w:drawing>
+          <wp:inline distT="0" distB="0" distL="0" distR="0">
+            <wp:extent cx="1162050" cy="1752600"/>
+            <wp:effectExtent l="0" t="0" r="0" b="0"/>
+            <wp:docPr id="236" name="Picture 236" descr="image"/>
+            <wp:cNvGraphicFramePr>
+              <a:graphicFrameLocks noChangeAspect="1"/>
+            </wp:cNvGraphicFramePr>
+            <a:graphic>
+              <a:graphicData uri="http://schemas.openxmlformats.org/drawingml/2006/picture">
+                <pic:pic>
+                  <pic:nvPicPr>
+                    <pic:cNvPr id="236" name="Picture 236" descr="image"/>
+                    <pic:cNvPicPr>
+                      <a:picLocks noChangeAspect="1"/>
+                    </pic:cNvPicPr>
+                  </pic:nvPicPr>
+                  <pic:blipFill>
+                    <a:blip r:embed="rId100"/>
+                    <a:stretch>
+                      <a:fillRect/>
+                    </a:stretch>
+                  </pic:blipFill>
+                  <pic:spPr>
+                    <a:xfrm>
+                      <a:off x="0" y="0"/>
+                      <a:ext cx="1162050" cy="1752600"/>
+                    </a:xfrm>
+                    <a:prstGeom prst="rect">
+                      <a:avLst/>
+                    </a:prstGeom>
+                  </pic:spPr>
+                </pic:pic>
+              </a:graphicData>
+            </a:graphic>
+          </wp:inline>
+        </w:drawing>
+        <w:drawing>
+          <wp:inline distT="0" distB="0" distL="0" distR="0">
+            <wp:extent cx="2209800" cy="828675"/>
+            <wp:effectExtent l="0" t="0" r="0" b="0"/>
+            <wp:docPr id="237" name="Picture 237" descr="image"/>
+            <wp:cNvGraphicFramePr>
+              <a:graphicFrameLocks noChangeAspect="1"/>
+            </wp:cNvGraphicFramePr>
+            <a:graphic>
+              <a:graphicData uri="http://schemas.openxmlformats.org/drawingml/2006/picture">
+                <pic:pic>
+                  <pic:nvPicPr>
+                    <pic:cNvPr id="237" name="Picture 237" descr="image"/>
+                    <pic:cNvPicPr>
+                      <a:picLocks noChangeAspect="1"/>
+                    </pic:cNvPicPr>
+                  </pic:nvPicPr>
+                  <pic:blipFill>
+                    <a:blip r:embed="rId101"/>
+                    <a:stretch>
+                      <a:fillRect/>
+                    </a:stretch>
+                  </pic:blipFill>
+                  <pic:spPr>
+                    <a:xfrm>
+                      <a:off x="0" y="0"/>
+                      <a:ext cx="2209800" cy="828675"/>
                     </a:xfrm>
                     <a:prstGeom prst="rect">
                       <a:avLst/>
@@ -13324,68 +13842,7 @@
 </w:document>
 </file>
 
-<file path=word\fontTable.xml><?xml version="1.0" encoding="utf-8"?>
-<w:fonts xmlns:mc="http://schemas.openxmlformats.org/markup-compatibility/2006" xmlns:r="http://schemas.openxmlformats.org/officeDocument/2006/relationships" xmlns:w="http://schemas.openxmlformats.org/wordprocessingml/2006/main" xmlns:w14="http://schemas.microsoft.com/office/word/2010/wordml" mc:Ignorable="w14">
-  <w:font w:name="Times New Roman">
-    <w:panose1 w:val="02020603050405020304"/>
-    <w:charset w:val="00"/>
-    <w:family w:val="roman"/>
-    <w:pitch w:val="variable"/>
-    <w:sig w:usb0="20007A87" w:usb1="80000000" w:usb2="00000008" w:usb3="00000000" w:csb0="000001FF" w:csb1="00000000"/>
-  </w:font>
-  <w:font w:name="宋体">
-    <w:panose1 w:val="02010600030101010101"/>
-    <w:charset w:val="86"/>
-    <w:family w:val="auto"/>
-    <w:pitch w:val="default"/>
-    <w:sig w:usb0="00000003" w:usb1="288F0000" w:usb2="00000006" w:usb3="00000000" w:csb0="00040001" w:csb1="00000000"/>
-  </w:font>
-  <w:font w:name="Wingdings">
-    <w:panose1 w:val="05000000000000000000"/>
-    <w:charset w:val="02"/>
-    <w:family w:val="auto"/>
-    <w:pitch w:val="default"/>
-    <w:sig w:usb0="00000000" w:usb1="00000000" w:usb2="00000000" w:usb3="00000000" w:csb0="80000000" w:csb1="00000000"/>
-  </w:font>
-  <w:font w:name="Arial">
-    <w:panose1 w:val="020B0604020202020204"/>
-    <w:charset w:val="01"/>
-    <w:family w:val="swiss"/>
-    <w:pitch w:val="default"/>
-    <w:sig w:usb0="E0002AFF" w:usb1="C0007843" w:usb2="00000009" w:usb3="00000000" w:csb0="400001FF" w:csb1="FFFF0000"/>
-  </w:font>
-  <w:font w:name="黑体">
-    <w:panose1 w:val="02010609060101010101"/>
-    <w:charset w:val="86"/>
-    <w:family w:val="auto"/>
-    <w:pitch w:val="default"/>
-    <w:sig w:usb0="800002BF" w:usb1="38CF7CFA" w:usb2="00000016" w:usb3="00000000" w:csb0="00040001" w:csb1="00000000"/>
-  </w:font>
-  <w:font w:name="Courier New">
-    <w:panose1 w:val="02070309020205020404"/>
-    <w:charset w:val="01"/>
-    <w:family w:val="modern"/>
-    <w:pitch w:val="default"/>
-    <w:sig w:usb0="E0002AFF" w:usb1="C0007843" w:usb2="00000009" w:usb3="00000000" w:csb0="400001FF" w:csb1="FFFF0000"/>
-  </w:font>
-  <w:font w:name="Symbol">
-    <w:panose1 w:val="05050102010706020507"/>
-    <w:charset w:val="02"/>
-    <w:family w:val="roman"/>
-    <w:pitch w:val="default"/>
-    <w:sig w:usb0="00000000" w:usb1="00000000" w:usb2="00000000" w:usb3="00000000" w:csb0="80000000" w:csb1="00000000"/>
-  </w:font>
-  <w:font w:name="Calibri">
-    <w:panose1 w:val="020F0502020204030204"/>
-    <w:charset w:val="00"/>
-    <w:family w:val="swiss"/>
-    <w:pitch w:val="default"/>
-    <w:sig w:usb0="E10002FF" w:usb1="4000ACFF" w:usb2="00000009" w:usb3="00000000" w:csb0="2000019F" w:csb1="00000000"/>
-  </w:font>
-</w:fonts>
-</file>
-
-<file path=word\footer1.xml><?xml version="1.0" encoding="utf-8"?>
+<file path=word/footer1.xml><?xml version="1.0" encoding="utf-8"?>
 <w:ftr xmlns:w="http://schemas.openxmlformats.org/wordprocessingml/2006/main">
   <w:p>
     <w:pPr>
@@ -13465,62 +13922,7 @@
 </w:ftr>
 </file>
 
-<file path=word\settings.xml><?xml version="1.0" encoding="utf-8"?>
-<w:settings xmlns:mc="http://schemas.openxmlformats.org/markup-compatibility/2006" xmlns:o="urn:schemas-microsoft-com:office:office" xmlns:r="http://schemas.openxmlformats.org/officeDocument/2006/relationships" xmlns:m="http://schemas.openxmlformats.org/officeDocument/2006/math" xmlns:v="urn:schemas-microsoft-com:vml" xmlns:w10="urn:schemas-microsoft-com:office:word" xmlns:w="http://schemas.openxmlformats.org/wordprocessingml/2006/main" xmlns:w14="http://schemas.microsoft.com/office/word/2010/wordml" xmlns:sl="http://schemas.openxmlformats.org/schemaLibrary/2006/main" xmlns:wpsCustomData="http://www.wps.cn/officeDocument/2013/wpsCustomData" mc:Ignorable="w14">
-  <w:zoom w:percent="110"/>
-  <w:embedSystemFonts/>
-  <w:bordersDoNotSurroundHeader w:val="0"/>
-  <w:bordersDoNotSurroundFooter w:val="0"/>
-  <w:documentProtection w:enforcement="0"/>
-  <w:defaultTabStop w:val="420"/>
-  <w:drawingGridVerticalSpacing w:val="156"/>
-  <w:displayHorizontalDrawingGridEvery w:val="1"/>
-  <w:displayVerticalDrawingGridEvery w:val="1"/>
-  <w:noPunctuationKerning w:val="1"/>
-  <w:characterSpacingControl w:val="compressPunctuation"/>
-  <w:compat>
-    <w:spaceForUL/>
-    <w:balanceSingleByteDoubleByteWidth/>
-    <w:doNotLeaveBackslashAlone/>
-    <w:ulTrailSpace/>
-    <w:doNotExpandShiftReturn/>
-    <w:adjustLineHeightInTable/>
-    <w:doNotWrapTextWithPunct/>
-    <w:doNotUseEastAsianBreakRules/>
-    <w:useFELayout/>
-    <w:doNotUseIndentAsNumberingTabStop/>
-    <w:compatSetting w:name="compatibilityMode" w:uri="http://schemas.microsoft.com/office/word" w:val="14"/>
-    <w:compatSetting w:name="overrideTableStyleFontSizeAndJustification" w:uri="http://schemas.microsoft.com/office/word" w:val="1"/>
-    <w:compatSetting w:name="enableOpenTypeFeatures" w:uri="http://schemas.microsoft.com/office/word" w:val="1"/>
-    <w:compatSetting w:name="doNotFlipMirrorIndents" w:uri="http://schemas.microsoft.com/office/word" w:val="1"/>
-  </w:compat>
-  <w:docVars>
-    <w:docVar w:name="commondata" w:val="eyJoZGlkIjoiZTI3MmVlZGZmNTAyNWI2NDgyZjY4MDkzMjJhMmYzYTAifQ=="/>
-  </w:docVars>
-  <w:rsids>
-    <w:rsidRoot w:val="00000000"/>
-    <w:rsid w:val="0F950EB0"/>
-  </w:rsids>
-  <m:mathPr>
-    <m:mathFont m:val="Cambria Math"/>
-    <m:brkBin m:val="before"/>
-    <m:brkBinSub m:val="--"/>
-    <m:smallFrac m:val="0"/>
-    <m:dispDef/>
-    <m:lMargin m:val="0"/>
-    <m:rMargin m:val="0"/>
-    <m:defJc m:val="centerGroup"/>
-    <m:wrapIndent m:val="1440"/>
-    <m:intLim m:val="subSup"/>
-    <m:naryLim m:val="undOvr"/>
-  </m:mathPr>
-  <w:themeFontLang w:val="en-US" w:eastAsia="zh-CN"/>
-  <w:clrSchemeMapping w:bg1="light1" w:t1="dark1" w:bg2="light2" w:t2="dark2" w:accent1="accent1" w:accent2="accent2" w:accent3="accent3" w:accent4="accent4" w:accent5="accent5" w:accent6="accent6" w:hyperlink="hyperlink" w:followedHyperlink="followedHyperlink"/>
-  <w:doNotIncludeSubdocsInStats/>
-</w:settings>
-</file>
-
-<file path=word\styles.xml><?xml version="1.0" encoding="utf-8"?>
+<file path=word/styles.xml><?xml version="1.0" encoding="utf-8"?>
 <w:styles xmlns:mc="http://schemas.openxmlformats.org/markup-compatibility/2006" xmlns:o="urn:schemas-microsoft-com:office:office" xmlns:r="http://schemas.openxmlformats.org/officeDocument/2006/relationships" xmlns:m="http://schemas.openxmlformats.org/officeDocument/2006/math" xmlns:v="urn:schemas-microsoft-com:vml" xmlns:w="http://schemas.openxmlformats.org/wordprocessingml/2006/main" xmlns:w14="http://schemas.microsoft.com/office/word/2010/wordml" xmlns:w10="urn:schemas-microsoft-com:office:word" xmlns:sl="http://schemas.openxmlformats.org/schemaLibrary/2006/main" xmlns:wpsCustomData="http://www.wps.cn/officeDocument/2013/wpsCustomData" mc:Ignorable="w14">
   <w:docDefaults>
     <w:rPrDefault>
@@ -13817,7 +14219,7 @@
 </w:styles>
 </file>
 
-<file path=word\theme\theme1.xml><?xml version="1.0" encoding="utf-8"?>
+<file path=word/theme/theme1.xml><?xml version="1.0" encoding="utf-8"?>
 <a:theme xmlns:a="http://schemas.openxmlformats.org/drawingml/2006/main" name="WPS">
   <a:themeElements>
     <a:clrScheme name="WPS">
